--- a/documents/strategic_direction_and_roadmap/roadmap_product_qc.docx
+++ b/documents/strategic_direction_and_roadmap/roadmap_product_qc.docx
@@ -41,7 +41,7 @@
           <w:sz w:val="20"/>
           <w:szCs w:val="20"/>
         </w:rPr>
-        <w:t>Last updated: [2026-08-16]  ·  Owner: [Stephane Barbin, Scot Thompson]  ·  Status: Alpha testing</w:t>
+        <w:t>Last updated: [2026-08-16]  ·  Owner: [Stephane Barbin, Scot Thomson]  ·  Status: Alpha testing</w:t>
       </w:r>
     </w:p>
     <w:p>
@@ -480,15 +480,7 @@
       </w:pPr>
       <w:r>
         <w:rPr/>
-        <w:t>- Will have to test the install</w:t>
-      </w:r>
-      <w:r>
-        <w:rPr/>
-        <w:t>ation procedures and updates</w:t>
-      </w:r>
-      <w:r>
-        <w:rPr/>
-        <w:t>.</w:t>
+        <w:t>- Will have to test the installation procedures and updates.</w:t>
       </w:r>
     </w:p>
     <w:p>
@@ -510,7 +502,36 @@
       </w:r>
       <w:r>
         <w:rPr/>
-        <w:t xml:space="preserve"> before implementation — a handful of checks simply won't apply, or will need conditional logic, on older versions.</w:t>
+        <w:t xml:space="preserve"> </w:t>
+      </w:r>
+      <w:commentRangeStart w:id="0"/>
+      <w:r>
+        <w:rPr>
+          <w:b/>
+          <w:bCs/>
+        </w:rPr>
+        <w:t>4.3</w:t>
+      </w:r>
+      <w:r>
+        <w:rPr>
+          <w:b/>
+          <w:bCs/>
+        </w:rPr>
+      </w:r>
+      <w:commentRangeEnd w:id="0"/>
+      <w:r>
+        <w:commentReference w:id="0"/>
+      </w:r>
+      <w:r>
+        <w:rPr>
+          <w:b/>
+          <w:bCs/>
+        </w:rPr>
+        <w:t xml:space="preserve"> </w:t>
+      </w:r>
+      <w:r>
+        <w:rPr/>
+        <w:t>before implementation — a handful of checks simply won't apply, or will need conditional logic, on older versions.</w:t>
       </w:r>
     </w:p>
     <w:p>
@@ -534,6 +555,26 @@
     </w:sectPr>
   </w:body>
 </w:document>
+</file>
+
+<file path=word/comments.xml><?xml version="1.0" encoding="utf-8"?>
+<w:comments xmlns:o="urn:schemas-microsoft-com:office:office" xmlns:r="http://schemas.openxmlformats.org/officeDocument/2006/relationships" xmlns:v="urn:schemas-microsoft-com:vml" xmlns:w="http://schemas.openxmlformats.org/wordprocessingml/2006/main" xmlns:w10="urn:schemas-microsoft-com:office:word" xmlns:wp="http://schemas.openxmlformats.org/drawingml/2006/wordprocessingDrawing" xmlns:pic="http://schemas.openxmlformats.org/drawingml/2006/picture" xmlns:wps="http://schemas.microsoft.com/office/word/2010/wordprocessingShape" xmlns:wpg="http://schemas.microsoft.com/office/word/2010/wordprocessingGroup" xmlns:mc="http://schemas.openxmlformats.org/markup-compatibility/2006" xmlns:wp14="http://schemas.microsoft.com/office/word/2010/wordprocessingDrawing" xmlns:w14="http://schemas.microsoft.com/office/word/2010/wordml" xmlns:w15="http://schemas.microsoft.com/office/word/2012/wordml" mc:Ignorable="w14 wp14 w15">
+  <w:comment w:id="0" w:author="Unknown Author" w:date="2026-08-20T13:31:33Z" w:initials="">
+    <w:p>
+      <w:pPr>
+        <w:overflowPunct w:val="false"/>
+        <w:rPr/>
+      </w:pPr>
+      <w:r>
+        <w:annotationRef/>
+      </w:r>
+      <w:r>
+        <w:rPr/>
+        <w:t>It is set to min 4.3 I have 5.1</w:t>
+      </w:r>
+    </w:p>
+  </w:comment>
+</w:comments>
 </file>
 
 <file path=word/styles.xml><?xml version="1.0" encoding="utf-8"?>
@@ -643,8 +684,8 @@
       <w:u w:val="single"/>
     </w:rPr>
   </w:style>
-  <w:style w:type="character" w:styleId="FootnoteCharactersuser">
-    <w:name w:val="Footnote Characters (user)"/>
+  <w:style w:type="character" w:styleId="FootnoteCharacters">
+    <w:name w:val="Footnote Characters"/>
     <w:uiPriority w:val="99"/>
     <w:semiHidden/>
     <w:unhideWhenUsed/>
@@ -653,8 +694,8 @@
       <w:vertAlign w:val="superscript"/>
     </w:rPr>
   </w:style>
-  <w:style w:type="character" w:styleId="FootnoteCharacters">
-    <w:name w:val="Footnote Characters"/>
+  <w:style w:type="character" w:styleId="FootnoteCharactersuser">
+    <w:name w:val="Footnote Characters (user)"/>
     <w:qFormat/>
     <w:rPr>
       <w:vertAlign w:val="superscript"/>
@@ -678,8 +719,8 @@
       <w:szCs w:val="20"/>
     </w:rPr>
   </w:style>
-  <w:style w:type="character" w:styleId="EndnoteCharactersuser">
-    <w:name w:val="Endnote Characters (user)"/>
+  <w:style w:type="character" w:styleId="EndnoteCharacters">
+    <w:name w:val="Endnote Characters"/>
     <w:uiPriority w:val="99"/>
     <w:semiHidden/>
     <w:unhideWhenUsed/>
@@ -688,8 +729,8 @@
       <w:vertAlign w:val="superscript"/>
     </w:rPr>
   </w:style>
-  <w:style w:type="character" w:styleId="EndnoteCharacters">
-    <w:name w:val="Endnote Characters"/>
+  <w:style w:type="character" w:styleId="EndnoteCharactersuser">
+    <w:name w:val="Endnote Characters (user)"/>
     <w:qFormat/>
     <w:rPr>
       <w:vertAlign w:val="superscript"/>
@@ -855,6 +896,20 @@
       <w:spacing w:lineRule="auto" w:line="240" w:before="0" w:after="0"/>
     </w:pPr>
     <w:rPr>
+      <w:sz w:val="20"/>
+      <w:szCs w:val="20"/>
+    </w:rPr>
+  </w:style>
+  <w:style w:type="paragraph" w:styleId="Comment">
+    <w:name w:val="Comment"/>
+    <w:basedOn w:val="Normal"/>
+    <w:qFormat/>
+    <w:pPr>
+      <w:spacing w:lineRule="auto" w:line="240" w:before="56" w:after="0"/>
+      <w:ind w:hanging="0" w:start="57" w:end="57"/>
+    </w:pPr>
+    <w:rPr>
+      <w:color w:val="auto"/>
       <w:sz w:val="20"/>
       <w:szCs w:val="20"/>
     </w:rPr>
